--- a/rus/docx/60.content.docx
+++ b/rus/docx/60.content.docx
@@ -19,7 +19,7 @@
         <w:rPr>
           <w:lang w:val="ru_RU" w:bidi="ru_RU"/>
         </w:rPr>
-        <w:t>Resource: Заметки к учебнику - Вступления к книгам (Тиндейл)</w:t>
+        <w:t>Resource: Tyndale Open Study Notes</w:t>
       </w:r>
       <w:r>
         <w:rPr>
@@ -112,7 +112,7 @@
         <w:rPr>
           <w:lang w:val="ru_RU" w:bidi="ru_RU"/>
         </w:rPr>
-        <w:t>Заметки к учебнику - Вступления к книгам (Тиндейл)</w:t>
+        <w:t>Tyndale Open Study Notes</w:t>
       </w:r>
     </w:p>
     <w:p>

--- a/rus/docx/60.content.docx
+++ b/rus/docx/60.content.docx
@@ -19,7 +19,7 @@
         <w:rPr>
           <w:lang w:val="ru_RU" w:bidi="ru_RU"/>
         </w:rPr>
-        <w:t>Resource: Tyndale Open Study Notes</w:t>
+        <w:t>Resource: Aquifer Open Study Notes (Book Intros)</w:t>
       </w:r>
       <w:r>
         <w:rPr>
@@ -112,7 +112,7 @@
         <w:rPr>
           <w:lang w:val="ru_RU" w:bidi="ru_RU"/>
         </w:rPr>
-        <w:t>Tyndale Open Study Notes</w:t>
+        <w:t>Aquifer Open Study Notes (Book Intros)</w:t>
       </w:r>
     </w:p>
     <w:p>

--- a/rus/docx/60.content.docx
+++ b/rus/docx/60.content.docx
@@ -272,72 +272,48 @@
         </w:rPr>
         <w:t>Именно эта ситуация стала причиной написания Первого послания Петра. Верующие переживали очень тяжёлые испытания (</w:t>
       </w:r>
-      <w:hyperlink r:id="rId13">
-        <w:r>
-          <w:rPr>
-            <w:lang w:val="ru_RU" w:bidi="ru_RU"/>
-          </w:rPr>
-          <w:rPr>
-            <w:color w:val="0000EE"/>
-            <w:u w:val="single"/>
-          </w:rPr>
-          <w:t>1:6</w:t>
-        </w:r>
-      </w:hyperlink>
+      <w:r>
+        <w:rPr>
+          <w:lang w:val="ru_RU" w:bidi="ru_RU"/>
+        </w:rPr>
+        <w:t>1:6</w:t>
+      </w:r>
       <w:r>
         <w:rPr>
           <w:lang w:val="ru_RU" w:bidi="ru_RU"/>
         </w:rPr>
         <w:t xml:space="preserve">; </w:t>
       </w:r>
-      <w:hyperlink r:id="rId14">
-        <w:r>
-          <w:rPr>
-            <w:lang w:val="ru_RU" w:bidi="ru_RU"/>
-          </w:rPr>
-          <w:rPr>
-            <w:color w:val="0000EE"/>
-            <w:u w:val="single"/>
-          </w:rPr>
-          <w:t>4:12</w:t>
-        </w:r>
-      </w:hyperlink>
+      <w:r>
+        <w:rPr>
+          <w:lang w:val="ru_RU" w:bidi="ru_RU"/>
+        </w:rPr>
+        <w:t>4:12</w:t>
+      </w:r>
       <w:r>
         <w:rPr>
           <w:lang w:val="ru_RU" w:bidi="ru_RU"/>
         </w:rPr>
         <w:t>), а окружающие говорили о них весьма плохо (</w:t>
       </w:r>
-      <w:hyperlink r:id="rId15">
-        <w:r>
-          <w:rPr>
-            <w:lang w:val="ru_RU" w:bidi="ru_RU"/>
-          </w:rPr>
-          <w:rPr>
-            <w:color w:val="0000EE"/>
-            <w:u w:val="single"/>
-          </w:rPr>
-          <w:t>4:4</w:t>
-        </w:r>
-      </w:hyperlink>
+      <w:r>
+        <w:rPr>
+          <w:lang w:val="ru_RU" w:bidi="ru_RU"/>
+        </w:rPr>
+        <w:t>4:4</w:t>
+      </w:r>
       <w:r>
         <w:rPr>
           <w:lang w:val="ru_RU" w:bidi="ru_RU"/>
         </w:rPr>
         <w:t xml:space="preserve">; см. </w:t>
       </w:r>
-      <w:hyperlink r:id="rId16">
-        <w:r>
-          <w:rPr>
-            <w:lang w:val="ru_RU" w:bidi="ru_RU"/>
-          </w:rPr>
-          <w:rPr>
-            <w:color w:val="0000EE"/>
-            <w:u w:val="single"/>
-          </w:rPr>
-          <w:t>3:16</w:t>
-        </w:r>
-      </w:hyperlink>
+      <w:r>
+        <w:rPr>
+          <w:lang w:val="ru_RU" w:bidi="ru_RU"/>
+        </w:rPr>
+        <w:t>3:16</w:t>
+      </w:r>
       <w:r>
         <w:rPr>
           <w:lang w:val="ru_RU" w:bidi="ru_RU"/>
@@ -383,126 +359,84 @@
         </w:rPr>
         <w:t>После характерного для посланий приветствия (</w:t>
       </w:r>
-      <w:hyperlink r:id="rId17">
-        <w:r>
-          <w:rPr>
-            <w:lang w:val="ru_RU" w:bidi="ru_RU"/>
-          </w:rPr>
-          <w:rPr>
-            <w:color w:val="0000EE"/>
-            <w:u w:val="single"/>
-          </w:rPr>
-          <w:t>1:1–2</w:t>
-        </w:r>
-      </w:hyperlink>
+      <w:r>
+        <w:rPr>
+          <w:lang w:val="ru_RU" w:bidi="ru_RU"/>
+        </w:rPr>
+        <w:t>1:1–2</w:t>
+      </w:r>
       <w:r>
         <w:rPr>
           <w:lang w:val="ru_RU" w:bidi="ru_RU"/>
         </w:rPr>
         <w:t>) Пётр в первом разделе послания (</w:t>
       </w:r>
-      <w:hyperlink r:id="rId18">
-        <w:r>
-          <w:rPr>
-            <w:lang w:val="ru_RU" w:bidi="ru_RU"/>
-          </w:rPr>
-          <w:rPr>
-            <w:color w:val="0000EE"/>
-            <w:u w:val="single"/>
-          </w:rPr>
-          <w:t>1:3–2:12</w:t>
-        </w:r>
-      </w:hyperlink>
+      <w:r>
+        <w:rPr>
+          <w:lang w:val="ru_RU" w:bidi="ru_RU"/>
+        </w:rPr>
+        <w:t>1:3–2:12</w:t>
+      </w:r>
       <w:r>
         <w:rPr>
           <w:lang w:val="ru_RU" w:bidi="ru_RU"/>
         </w:rPr>
         <w:t>) увещевает своих читателей рассматривать их нынешние временные страдания как возможность укрепить веру и обрести спасение (</w:t>
       </w:r>
-      <w:hyperlink r:id="rId19">
-        <w:r>
-          <w:rPr>
-            <w:lang w:val="ru_RU" w:bidi="ru_RU"/>
-          </w:rPr>
-          <w:rPr>
-            <w:color w:val="0000EE"/>
-            <w:u w:val="single"/>
-          </w:rPr>
-          <w:t>1:3–9</w:t>
-        </w:r>
-      </w:hyperlink>
+      <w:r>
+        <w:rPr>
+          <w:lang w:val="ru_RU" w:bidi="ru_RU"/>
+        </w:rPr>
+        <w:t>1:3–9</w:t>
+      </w:r>
       <w:r>
         <w:rPr>
           <w:lang w:val="ru_RU" w:bidi="ru_RU"/>
         </w:rPr>
         <w:t>). Это спасение настолько велико, что оно было предсказано пророками, и его желают понять ангелы (</w:t>
       </w:r>
-      <w:hyperlink r:id="rId20">
-        <w:r>
-          <w:rPr>
-            <w:lang w:val="ru_RU" w:bidi="ru_RU"/>
-          </w:rPr>
-          <w:rPr>
-            <w:color w:val="0000EE"/>
-            <w:u w:val="single"/>
-          </w:rPr>
-          <w:t>1:10–12</w:t>
-        </w:r>
-      </w:hyperlink>
+      <w:r>
+        <w:rPr>
+          <w:lang w:val="ru_RU" w:bidi="ru_RU"/>
+        </w:rPr>
+        <w:t>1:10–12</w:t>
+      </w:r>
       <w:r>
         <w:rPr>
           <w:lang w:val="ru_RU" w:bidi="ru_RU"/>
         </w:rPr>
         <w:t>). Этот дар спасения должен привести к святой жизни, которая понимает цену спасения, приобретённого Богом (</w:t>
       </w:r>
-      <w:hyperlink r:id="rId21">
-        <w:r>
-          <w:rPr>
-            <w:lang w:val="ru_RU" w:bidi="ru_RU"/>
-          </w:rPr>
-          <w:rPr>
-            <w:color w:val="0000EE"/>
-            <w:u w:val="single"/>
-          </w:rPr>
-          <w:t>1:13–21</w:t>
-        </w:r>
-      </w:hyperlink>
+      <w:r>
+        <w:rPr>
+          <w:lang w:val="ru_RU" w:bidi="ru_RU"/>
+        </w:rPr>
+        <w:t>1:13–21</w:t>
+      </w:r>
       <w:r>
         <w:rPr>
           <w:lang w:val="ru_RU" w:bidi="ru_RU"/>
         </w:rPr>
         <w:t>). Первый раздел завершается призывом любить и терпеть других христиан (</w:t>
       </w:r>
-      <w:hyperlink r:id="rId22">
-        <w:r>
-          <w:rPr>
-            <w:lang w:val="ru_RU" w:bidi="ru_RU"/>
-          </w:rPr>
-          <w:rPr>
-            <w:color w:val="0000EE"/>
-            <w:u w:val="single"/>
-          </w:rPr>
-          <w:t>1:22–2:3</w:t>
-        </w:r>
-      </w:hyperlink>
+      <w:r>
+        <w:rPr>
+          <w:lang w:val="ru_RU" w:bidi="ru_RU"/>
+        </w:rPr>
+        <w:t>1:22–2:3</w:t>
+      </w:r>
       <w:r>
         <w:rPr>
           <w:lang w:val="ru_RU" w:bidi="ru_RU"/>
         </w:rPr>
         <w:t>) и помнить о нашем статусе как народа нового завета с Богом (</w:t>
       </w:r>
-      <w:hyperlink r:id="rId23">
-        <w:r>
-          <w:rPr>
-            <w:lang w:val="ru_RU" w:bidi="ru_RU"/>
-          </w:rPr>
-          <w:rPr>
-            <w:color w:val="0000EE"/>
-            <w:u w:val="single"/>
-          </w:rPr>
-          <w:t>2:4–12</w:t>
-        </w:r>
-      </w:hyperlink>
+      <w:r>
+        <w:rPr>
+          <w:lang w:val="ru_RU" w:bidi="ru_RU"/>
+        </w:rPr>
+        <w:t>2:4–12</w:t>
+      </w:r>
       <w:r>
         <w:rPr>
           <w:lang w:val="ru_RU" w:bidi="ru_RU"/>
@@ -523,108 +457,72 @@
         </w:rPr>
         <w:t>Второй раздел послания (</w:t>
       </w:r>
-      <w:hyperlink r:id="rId24">
-        <w:r>
-          <w:rPr>
-            <w:lang w:val="ru_RU" w:bidi="ru_RU"/>
-          </w:rPr>
-          <w:rPr>
-            <w:color w:val="0000EE"/>
-            <w:u w:val="single"/>
-          </w:rPr>
-          <w:t>2:13–3:12</w:t>
-        </w:r>
-      </w:hyperlink>
+      <w:r>
+        <w:rPr>
+          <w:lang w:val="ru_RU" w:bidi="ru_RU"/>
+        </w:rPr>
+        <w:t>2:13–3:12</w:t>
+      </w:r>
       <w:r>
         <w:rPr>
           <w:lang w:val="ru_RU" w:bidi="ru_RU"/>
         </w:rPr>
         <w:t>) призывает христиан подчиняться властям, свидетельствуя через это враждебному миру. Христианам следует принимать власть правителей (</w:t>
       </w:r>
-      <w:hyperlink r:id="rId25">
-        <w:r>
-          <w:rPr>
-            <w:lang w:val="ru_RU" w:bidi="ru_RU"/>
-          </w:rPr>
-          <w:rPr>
-            <w:color w:val="0000EE"/>
-            <w:u w:val="single"/>
-          </w:rPr>
-          <w:t>2:13–17</w:t>
-        </w:r>
-      </w:hyperlink>
+      <w:r>
+        <w:rPr>
+          <w:lang w:val="ru_RU" w:bidi="ru_RU"/>
+        </w:rPr>
+        <w:t>2:13–17</w:t>
+      </w:r>
       <w:r>
         <w:rPr>
           <w:lang w:val="ru_RU" w:bidi="ru_RU"/>
         </w:rPr>
         <w:t>), христианам-рабам — власть своих господ (</w:t>
       </w:r>
-      <w:hyperlink r:id="rId26">
-        <w:r>
-          <w:rPr>
-            <w:lang w:val="ru_RU" w:bidi="ru_RU"/>
-          </w:rPr>
-          <w:rPr>
-            <w:color w:val="0000EE"/>
-            <w:u w:val="single"/>
-          </w:rPr>
-          <w:t>2:18–25</w:t>
-        </w:r>
-      </w:hyperlink>
+      <w:r>
+        <w:rPr>
+          <w:lang w:val="ru_RU" w:bidi="ru_RU"/>
+        </w:rPr>
+        <w:t>2:18–25</w:t>
+      </w:r>
       <w:r>
         <w:rPr>
           <w:lang w:val="ru_RU" w:bidi="ru_RU"/>
         </w:rPr>
         <w:t>), а жёнам — власть своих мужей (</w:t>
       </w:r>
-      <w:hyperlink r:id="rId27">
-        <w:r>
-          <w:rPr>
-            <w:lang w:val="ru_RU" w:bidi="ru_RU"/>
-          </w:rPr>
-          <w:rPr>
-            <w:color w:val="0000EE"/>
-            <w:u w:val="single"/>
-          </w:rPr>
-          <w:t>3:1–6</w:t>
-        </w:r>
-      </w:hyperlink>
+      <w:r>
+        <w:rPr>
+          <w:lang w:val="ru_RU" w:bidi="ru_RU"/>
+        </w:rPr>
+        <w:t>3:1–6</w:t>
+      </w:r>
       <w:r>
         <w:rPr>
           <w:lang w:val="ru_RU" w:bidi="ru_RU"/>
         </w:rPr>
         <w:t>). Мужья, в свою очередь, должны уважать своих жён (</w:t>
       </w:r>
-      <w:hyperlink r:id="rId28">
-        <w:r>
-          <w:rPr>
-            <w:lang w:val="ru_RU" w:bidi="ru_RU"/>
-          </w:rPr>
-          <w:rPr>
-            <w:color w:val="0000EE"/>
-            <w:u w:val="single"/>
-          </w:rPr>
-          <w:t>3:7</w:t>
-        </w:r>
-      </w:hyperlink>
+      <w:r>
+        <w:rPr>
+          <w:lang w:val="ru_RU" w:bidi="ru_RU"/>
+        </w:rPr>
+        <w:t>3:7</w:t>
+      </w:r>
       <w:r>
         <w:rPr>
           <w:lang w:val="ru_RU" w:bidi="ru_RU"/>
         </w:rPr>
         <w:t>). Этот раздел завершается общими наставлениями об угодном Богу поведении, за которое приходит вознаграждение от Бога (</w:t>
       </w:r>
-      <w:hyperlink r:id="rId29">
-        <w:r>
-          <w:rPr>
-            <w:lang w:val="ru_RU" w:bidi="ru_RU"/>
-          </w:rPr>
-          <w:rPr>
-            <w:color w:val="0000EE"/>
-            <w:u w:val="single"/>
-          </w:rPr>
-          <w:t>3:8–12</w:t>
-        </w:r>
-      </w:hyperlink>
+      <w:r>
+        <w:rPr>
+          <w:lang w:val="ru_RU" w:bidi="ru_RU"/>
+        </w:rPr>
+        <w:t>3:8–12</w:t>
+      </w:r>
       <w:r>
         <w:rPr>
           <w:lang w:val="ru_RU" w:bidi="ru_RU"/>
@@ -645,90 +543,60 @@
         </w:rPr>
         <w:t>Третий раздел (</w:t>
       </w:r>
-      <w:hyperlink r:id="rId30">
-        <w:r>
-          <w:rPr>
-            <w:lang w:val="ru_RU" w:bidi="ru_RU"/>
-          </w:rPr>
-          <w:rPr>
-            <w:color w:val="0000EE"/>
-            <w:u w:val="single"/>
-          </w:rPr>
-          <w:t>3:13–4:11</w:t>
-        </w:r>
-      </w:hyperlink>
+      <w:r>
+        <w:rPr>
+          <w:lang w:val="ru_RU" w:bidi="ru_RU"/>
+        </w:rPr>
+        <w:t>3:13–4:11</w:t>
+      </w:r>
       <w:r>
         <w:rPr>
           <w:lang w:val="ru_RU" w:bidi="ru_RU"/>
         </w:rPr>
         <w:t>) начинается с призыва отвечать на социальное давление, даже если оно приводит к насилию, достойным и уважительным поведением (</w:t>
       </w:r>
-      <w:hyperlink r:id="rId31">
-        <w:r>
-          <w:rPr>
-            <w:lang w:val="ru_RU" w:bidi="ru_RU"/>
-          </w:rPr>
-          <w:rPr>
-            <w:color w:val="0000EE"/>
-            <w:u w:val="single"/>
-          </w:rPr>
-          <w:t>3:13–17</w:t>
-        </w:r>
-      </w:hyperlink>
+      <w:r>
+        <w:rPr>
+          <w:lang w:val="ru_RU" w:bidi="ru_RU"/>
+        </w:rPr>
+        <w:t>3:13–17</w:t>
+      </w:r>
       <w:r>
         <w:rPr>
           <w:lang w:val="ru_RU" w:bidi="ru_RU"/>
         </w:rPr>
         <w:t>). Пётр напоминает своим читателям, что надежда на искупление нерушима благодаря жизни, смерти, воскресению и вознесению Христа (</w:t>
       </w:r>
-      <w:hyperlink r:id="rId32">
-        <w:r>
-          <w:rPr>
-            <w:lang w:val="ru_RU" w:bidi="ru_RU"/>
-          </w:rPr>
-          <w:rPr>
-            <w:color w:val="0000EE"/>
-            <w:u w:val="single"/>
-          </w:rPr>
-          <w:t>3:18–22</w:t>
-        </w:r>
-      </w:hyperlink>
+      <w:r>
+        <w:rPr>
+          <w:lang w:val="ru_RU" w:bidi="ru_RU"/>
+        </w:rPr>
+        <w:t>3:18–22</w:t>
+      </w:r>
       <w:r>
         <w:rPr>
           <w:lang w:val="ru_RU" w:bidi="ru_RU"/>
         </w:rPr>
         <w:t>). Пётр снова призывает отказаться от путей и ценностей этого мира (</w:t>
       </w:r>
-      <w:hyperlink r:id="rId33">
-        <w:r>
-          <w:rPr>
-            <w:lang w:val="ru_RU" w:bidi="ru_RU"/>
-          </w:rPr>
-          <w:rPr>
-            <w:color w:val="0000EE"/>
-            <w:u w:val="single"/>
-          </w:rPr>
-          <w:t>4:1–6</w:t>
-        </w:r>
-      </w:hyperlink>
+      <w:r>
+        <w:rPr>
+          <w:lang w:val="ru_RU" w:bidi="ru_RU"/>
+        </w:rPr>
+        <w:t>4:1–6</w:t>
+      </w:r>
       <w:r>
         <w:rPr>
           <w:lang w:val="ru_RU" w:bidi="ru_RU"/>
         </w:rPr>
         <w:t>) и завершает раздел различными наставлениями (</w:t>
       </w:r>
-      <w:hyperlink r:id="rId34">
-        <w:r>
-          <w:rPr>
-            <w:lang w:val="ru_RU" w:bidi="ru_RU"/>
-          </w:rPr>
-          <w:rPr>
-            <w:color w:val="0000EE"/>
-            <w:u w:val="single"/>
-          </w:rPr>
-          <w:t>4:7–11</w:t>
-        </w:r>
-      </w:hyperlink>
+      <w:r>
+        <w:rPr>
+          <w:lang w:val="ru_RU" w:bidi="ru_RU"/>
+        </w:rPr>
+        <w:t>4:7–11</w:t>
+      </w:r>
       <w:r>
         <w:rPr>
           <w:lang w:val="ru_RU" w:bidi="ru_RU"/>
@@ -749,108 +617,72 @@
         </w:rPr>
         <w:t>Четвертый раздел послания (</w:t>
       </w:r>
-      <w:hyperlink r:id="rId35">
-        <w:r>
-          <w:rPr>
-            <w:lang w:val="ru_RU" w:bidi="ru_RU"/>
-          </w:rPr>
-          <w:rPr>
-            <w:color w:val="0000EE"/>
-            <w:u w:val="single"/>
-          </w:rPr>
-          <w:t>4:12–5:11</w:t>
-        </w:r>
-      </w:hyperlink>
+      <w:r>
+        <w:rPr>
+          <w:lang w:val="ru_RU" w:bidi="ru_RU"/>
+        </w:rPr>
+        <w:t>4:12–5:11</w:t>
+      </w:r>
       <w:r>
         <w:rPr>
           <w:lang w:val="ru_RU" w:bidi="ru_RU"/>
         </w:rPr>
         <w:t>) начинается с призыва стойко переносить страдания (</w:t>
       </w:r>
-      <w:hyperlink r:id="rId36">
-        <w:r>
-          <w:rPr>
-            <w:lang w:val="ru_RU" w:bidi="ru_RU"/>
-          </w:rPr>
-          <w:rPr>
-            <w:color w:val="0000EE"/>
-            <w:u w:val="single"/>
-          </w:rPr>
-          <w:t>4:12–19</w:t>
-        </w:r>
-      </w:hyperlink>
+      <w:r>
+        <w:rPr>
+          <w:lang w:val="ru_RU" w:bidi="ru_RU"/>
+        </w:rPr>
+        <w:t>4:12–19</w:t>
+      </w:r>
       <w:r>
         <w:rPr>
           <w:lang w:val="ru_RU" w:bidi="ru_RU"/>
         </w:rPr>
         <w:t>). В заключение Пётр обращается к пастырям (</w:t>
       </w:r>
-      <w:hyperlink r:id="rId37">
-        <w:r>
-          <w:rPr>
-            <w:lang w:val="ru_RU" w:bidi="ru_RU"/>
-          </w:rPr>
-          <w:rPr>
-            <w:color w:val="0000EE"/>
-            <w:u w:val="single"/>
-          </w:rPr>
-          <w:t>5:1–4</w:t>
-        </w:r>
-      </w:hyperlink>
+      <w:r>
+        <w:rPr>
+          <w:lang w:val="ru_RU" w:bidi="ru_RU"/>
+        </w:rPr>
+        <w:t>5:1–4</w:t>
+      </w:r>
       <w:r>
         <w:rPr>
           <w:lang w:val="ru_RU" w:bidi="ru_RU"/>
         </w:rPr>
         <w:t>), молодым людям (</w:t>
       </w:r>
-      <w:hyperlink r:id="rId38">
-        <w:r>
-          <w:rPr>
-            <w:lang w:val="ru_RU" w:bidi="ru_RU"/>
-          </w:rPr>
-          <w:rPr>
-            <w:color w:val="0000EE"/>
-            <w:u w:val="single"/>
-          </w:rPr>
-          <w:t>5:5</w:t>
-        </w:r>
-      </w:hyperlink>
+      <w:r>
+        <w:rPr>
+          <w:lang w:val="ru_RU" w:bidi="ru_RU"/>
+        </w:rPr>
+        <w:t>5:5</w:t>
+      </w:r>
       <w:r>
         <w:rPr>
           <w:lang w:val="ru_RU" w:bidi="ru_RU"/>
         </w:rPr>
         <w:t>) и всей церкви (</w:t>
       </w:r>
-      <w:hyperlink r:id="rId39">
-        <w:r>
-          <w:rPr>
-            <w:lang w:val="ru_RU" w:bidi="ru_RU"/>
-          </w:rPr>
-          <w:rPr>
-            <w:color w:val="0000EE"/>
-            <w:u w:val="single"/>
-          </w:rPr>
-          <w:t>5:5–11</w:t>
-        </w:r>
-      </w:hyperlink>
+      <w:r>
+        <w:rPr>
+          <w:lang w:val="ru_RU" w:bidi="ru_RU"/>
+        </w:rPr>
+        <w:t>5:5–11</w:t>
+      </w:r>
       <w:r>
         <w:rPr>
           <w:lang w:val="ru_RU" w:bidi="ru_RU"/>
         </w:rPr>
         <w:t>). Послание заканчивается традиционными приветствиями (</w:t>
       </w:r>
-      <w:hyperlink r:id="rId40">
-        <w:r>
-          <w:rPr>
-            <w:lang w:val="ru_RU" w:bidi="ru_RU"/>
-          </w:rPr>
-          <w:rPr>
-            <w:color w:val="0000EE"/>
-            <w:u w:val="single"/>
-          </w:rPr>
-          <w:t>5:12–14</w:t>
-        </w:r>
-      </w:hyperlink>
+      <w:r>
+        <w:rPr>
+          <w:lang w:val="ru_RU" w:bidi="ru_RU"/>
+        </w:rPr>
+        <w:t>5:12–14</w:t>
+      </w:r>
       <w:r>
         <w:rPr>
           <w:lang w:val="ru_RU" w:bidi="ru_RU"/>
@@ -882,108 +714,72 @@
         </w:rPr>
         <w:t>В начале послания автор называет себя апостолом Петром, а получателей — «избранными Божьими», проживающим в «провинциях Понте, Галатии, Каппадокии, Асии и Вифинии». Эти римские провинции располагались на севере Малой Асии, полуострова, который сегодня составляет большую часть Турции. У нас нет сведений о том, что Пётр посещал этот регион, и в данном послании нет указания на подобный визит. На самом деле, нам неизвестно о передвижениях и служении Петра после первых дней служения в Иерусалиме и Иудее (</w:t>
       </w:r>
-      <w:hyperlink r:id="rId41">
-        <w:r>
-          <w:rPr>
-            <w:lang w:val="ru_RU" w:bidi="ru_RU"/>
-          </w:rPr>
-          <w:rPr>
-            <w:color w:val="0000EE"/>
-            <w:u w:val="single"/>
-          </w:rPr>
-          <w:t>Деян.1:1–12:25</w:t>
-        </w:r>
-      </w:hyperlink>
+      <w:r>
+        <w:rPr>
+          <w:lang w:val="ru_RU" w:bidi="ru_RU"/>
+        </w:rPr>
+        <w:t>Деян.1:1–12:25</w:t>
+      </w:r>
       <w:r>
         <w:rPr>
           <w:lang w:val="ru_RU" w:bidi="ru_RU"/>
         </w:rPr>
         <w:t>). Лука сообщает, что после чудесного освобождения из тюрьмы, Пётр «пошёл в другое место» (</w:t>
       </w:r>
-      <w:hyperlink r:id="rId42">
-        <w:r>
-          <w:rPr>
-            <w:lang w:val="ru_RU" w:bidi="ru_RU"/>
-          </w:rPr>
-          <w:rPr>
-            <w:color w:val="0000EE"/>
-            <w:u w:val="single"/>
-          </w:rPr>
-          <w:t>Деян.12:17</w:t>
-        </w:r>
-      </w:hyperlink>
+      <w:r>
+        <w:rPr>
+          <w:lang w:val="ru_RU" w:bidi="ru_RU"/>
+        </w:rPr>
+        <w:t>Деян.12:17</w:t>
+      </w:r>
       <w:r>
         <w:rPr>
           <w:lang w:val="ru_RU" w:bidi="ru_RU"/>
         </w:rPr>
         <w:t>). Существует множество разных предположений, куда он мог отправиться, однако у нас нет никакой информации на этот счёт. Пётр был в Иерусалиме на соборе (</w:t>
       </w:r>
-      <w:hyperlink r:id="rId43">
-        <w:r>
-          <w:rPr>
-            <w:lang w:val="ru_RU" w:bidi="ru_RU"/>
-          </w:rPr>
-          <w:rPr>
-            <w:color w:val="0000EE"/>
-            <w:u w:val="single"/>
-          </w:rPr>
-          <w:t>Деян.15:1–41</w:t>
-        </w:r>
-      </w:hyperlink>
+      <w:r>
+        <w:rPr>
+          <w:lang w:val="ru_RU" w:bidi="ru_RU"/>
+        </w:rPr>
+        <w:t>Деян.15:1–41</w:t>
+      </w:r>
       <w:r>
         <w:rPr>
           <w:lang w:val="ru_RU" w:bidi="ru_RU"/>
         </w:rPr>
         <w:t xml:space="preserve">; 49–50 гг. н.э.) и, по-видимому, провёл некоторое время, служа в Коринфе (см. </w:t>
       </w:r>
-      <w:hyperlink r:id="rId44">
-        <w:r>
-          <w:rPr>
-            <w:lang w:val="ru_RU" w:bidi="ru_RU"/>
-          </w:rPr>
-          <w:rPr>
-            <w:color w:val="0000EE"/>
-            <w:u w:val="single"/>
-          </w:rPr>
-          <w:t>1Кор.1:12</w:t>
-        </w:r>
-      </w:hyperlink>
+      <w:r>
+        <w:rPr>
+          <w:lang w:val="ru_RU" w:bidi="ru_RU"/>
+        </w:rPr>
+        <w:t>1Кор.1:12</w:t>
+      </w:r>
       <w:r>
         <w:rPr>
           <w:lang w:val="ru_RU" w:bidi="ru_RU"/>
         </w:rPr>
         <w:t xml:space="preserve">; </w:t>
       </w:r>
-      <w:hyperlink r:id="rId45">
-        <w:r>
-          <w:rPr>
-            <w:lang w:val="ru_RU" w:bidi="ru_RU"/>
-          </w:rPr>
-          <w:rPr>
-            <w:color w:val="0000EE"/>
-            <w:u w:val="single"/>
-          </w:rPr>
-          <w:t>9:5</w:t>
-        </w:r>
-      </w:hyperlink>
+      <w:r>
+        <w:rPr>
+          <w:lang w:val="ru_RU" w:bidi="ru_RU"/>
+        </w:rPr>
+        <w:t>9:5</w:t>
+      </w:r>
       <w:r>
         <w:rPr>
           <w:lang w:val="ru_RU" w:bidi="ru_RU"/>
         </w:rPr>
         <w:t>). В какой-то период времени он также находился в Антиохии (</w:t>
       </w:r>
-      <w:hyperlink r:id="rId46">
-        <w:r>
-          <w:rPr>
-            <w:lang w:val="ru_RU" w:bidi="ru_RU"/>
-          </w:rPr>
-          <w:rPr>
-            <w:color w:val="0000EE"/>
-            <w:u w:val="single"/>
-          </w:rPr>
-          <w:t>Гал.2:11–16</w:t>
-        </w:r>
-      </w:hyperlink>
+      <w:r>
+        <w:rPr>
+          <w:lang w:val="ru_RU" w:bidi="ru_RU"/>
+        </w:rPr>
+        <w:t>Гал.2:11–16</w:t>
+      </w:r>
       <w:r>
         <w:rPr>
           <w:lang w:val="ru_RU" w:bidi="ru_RU"/>
@@ -1015,54 +811,36 @@
         </w:rPr>
         <w:t>Скорее всего, апостол находился в Риме, когда писал это послание. Почти наверняка под «церковью в Вавилоне» (</w:t>
       </w:r>
-      <w:hyperlink r:id="rId47">
-        <w:r>
-          <w:rPr>
-            <w:lang w:val="ru_RU" w:bidi="ru_RU"/>
-          </w:rPr>
-          <w:rPr>
-            <w:color w:val="0000EE"/>
-            <w:u w:val="single"/>
-          </w:rPr>
-          <w:t>5:13</w:t>
-        </w:r>
-      </w:hyperlink>
+      <w:r>
+        <w:rPr>
+          <w:lang w:val="ru_RU" w:bidi="ru_RU"/>
+        </w:rPr>
+        <w:t>5:13</w:t>
+      </w:r>
       <w:r>
         <w:rPr>
           <w:lang w:val="ru_RU" w:bidi="ru_RU"/>
         </w:rPr>
         <w:t xml:space="preserve">) подразумевает церковь в Риме. Древний город Вавилон, известный по более поздним книгам Ветхого Завета, был мал и незначителен во времена Петра (1 век н.э.), и было бы удивительно, если бы Пётр когда-либо путешествовал так далеко на восток. Но поскольку древний город Вавилон был настолько влиятельным в 7–6 вв. до н.э., его название стало символизировать центр мирового господства и культурного влияния. Книга Откровение также использует Вавилон как условное обозначение для Рима (см. </w:t>
       </w:r>
-      <w:hyperlink r:id="rId48">
-        <w:r>
-          <w:rPr>
-            <w:lang w:val="ru_RU" w:bidi="ru_RU"/>
-          </w:rPr>
-          <w:rPr>
-            <w:color w:val="0000EE"/>
-            <w:u w:val="single"/>
-          </w:rPr>
-          <w:t>Откр.17:5</w:t>
-        </w:r>
-      </w:hyperlink>
+      <w:r>
+        <w:rPr>
+          <w:lang w:val="ru_RU" w:bidi="ru_RU"/>
+        </w:rPr>
+        <w:t>Откр.17:5</w:t>
+      </w:r>
       <w:r>
         <w:rPr>
           <w:lang w:val="ru_RU" w:bidi="ru_RU"/>
         </w:rPr>
         <w:t xml:space="preserve">), и Пётр, вероятно, поступил так же. Если Пётр писал это послание из Рима, то вероятно, оно было написано в конце его жизни. Это предположение подтверждается присутствием Марка вместе с Петром (см. </w:t>
       </w:r>
-      <w:hyperlink r:id="rId47">
-        <w:r>
-          <w:rPr>
-            <w:lang w:val="ru_RU" w:bidi="ru_RU"/>
-          </w:rPr>
-          <w:rPr>
-            <w:color w:val="0000EE"/>
-            <w:u w:val="single"/>
-          </w:rPr>
-          <w:t>1Пет.5:13</w:t>
-        </w:r>
-      </w:hyperlink>
+      <w:r>
+        <w:rPr>
+          <w:lang w:val="ru_RU" w:bidi="ru_RU"/>
+        </w:rPr>
+        <w:t>1Пет.5:13</w:t>
+      </w:r>
       <w:r>
         <w:rPr>
           <w:lang w:val="ru_RU" w:bidi="ru_RU"/>
@@ -1119,180 +897,120 @@
         </w:rPr>
         <w:t>Во-первых, Пётр призывает христиан жить свято, несмотря на давление, создаваемое нехристианской, часто антихристианской атмосферой, в которой те жили. Пётр излагает три важные мысли. Во-первых, верующие должны понимать, что мы получили спасение, которое Бог обещал через своих пророков и к которому хотят «приникнуть» ангелы (</w:t>
       </w:r>
-      <w:hyperlink r:id="rId49">
-        <w:r>
-          <w:rPr>
-            <w:lang w:val="ru_RU" w:bidi="ru_RU"/>
-          </w:rPr>
-          <w:rPr>
-            <w:color w:val="0000EE"/>
-            <w:u w:val="single"/>
-          </w:rPr>
-          <w:t>1:12</w:t>
-        </w:r>
-      </w:hyperlink>
+      <w:r>
+        <w:rPr>
+          <w:lang w:val="ru_RU" w:bidi="ru_RU"/>
+        </w:rPr>
+        <w:t>1:12</w:t>
+      </w:r>
       <w:r>
         <w:rPr>
           <w:lang w:val="ru_RU" w:bidi="ru_RU"/>
         </w:rPr>
         <w:t xml:space="preserve">; см. </w:t>
       </w:r>
-      <w:hyperlink r:id="rId50">
-        <w:r>
-          <w:rPr>
-            <w:lang w:val="ru_RU" w:bidi="ru_RU"/>
-          </w:rPr>
-          <w:rPr>
-            <w:color w:val="0000EE"/>
-            <w:u w:val="single"/>
-          </w:rPr>
-          <w:t>1:5</w:t>
-        </w:r>
-      </w:hyperlink>
+      <w:r>
+        <w:rPr>
+          <w:lang w:val="ru_RU" w:bidi="ru_RU"/>
+        </w:rPr>
+        <w:t>1:5</w:t>
+      </w:r>
       <w:r>
         <w:rPr>
           <w:lang w:val="ru_RU" w:bidi="ru_RU"/>
         </w:rPr>
         <w:t>,</w:t>
       </w:r>
-      <w:hyperlink r:id="rId51">
-        <w:r>
-          <w:rPr>
-            <w:lang w:val="ru_RU" w:bidi="ru_RU"/>
-          </w:rPr>
-          <w:rPr>
-            <w:color w:val="0000EE"/>
-            <w:u w:val="single"/>
-          </w:rPr>
-          <w:t>10</w:t>
-        </w:r>
-      </w:hyperlink>
+      <w:r>
+        <w:rPr>
+          <w:lang w:val="ru_RU" w:bidi="ru_RU"/>
+        </w:rPr>
+        <w:t>10</w:t>
+      </w:r>
       <w:r>
         <w:rPr>
           <w:lang w:val="ru_RU" w:bidi="ru_RU"/>
         </w:rPr>
         <w:t>). Мы — Божьи дети (</w:t>
       </w:r>
-      <w:hyperlink r:id="rId52">
-        <w:r>
-          <w:rPr>
-            <w:lang w:val="ru_RU" w:bidi="ru_RU"/>
-          </w:rPr>
-          <w:rPr>
-            <w:color w:val="0000EE"/>
-            <w:u w:val="single"/>
-          </w:rPr>
-          <w:t>1:14</w:t>
-        </w:r>
-      </w:hyperlink>
+      <w:r>
+        <w:rPr>
+          <w:lang w:val="ru_RU" w:bidi="ru_RU"/>
+        </w:rPr>
+        <w:t>1:14</w:t>
+      </w:r>
       <w:r>
         <w:rPr>
           <w:lang w:val="ru_RU" w:bidi="ru_RU"/>
         </w:rPr>
         <w:t>), рождённые свыше через Божье могущественное Слово (</w:t>
       </w:r>
-      <w:hyperlink r:id="rId53">
-        <w:r>
-          <w:rPr>
-            <w:lang w:val="ru_RU" w:bidi="ru_RU"/>
-          </w:rPr>
-          <w:rPr>
-            <w:color w:val="0000EE"/>
-            <w:u w:val="single"/>
-          </w:rPr>
-          <w:t>1:23</w:t>
-        </w:r>
-      </w:hyperlink>
+      <w:r>
+        <w:rPr>
+          <w:lang w:val="ru_RU" w:bidi="ru_RU"/>
+        </w:rPr>
+        <w:t>1:23</w:t>
+      </w:r>
       <w:r>
         <w:rPr>
           <w:lang w:val="ru_RU" w:bidi="ru_RU"/>
         </w:rPr>
         <w:t>). Мы — камни, которые Бог использует для строительства нового духовного храма (</w:t>
       </w:r>
-      <w:hyperlink r:id="rId54">
-        <w:r>
-          <w:rPr>
-            <w:lang w:val="ru_RU" w:bidi="ru_RU"/>
-          </w:rPr>
-          <w:rPr>
-            <w:color w:val="0000EE"/>
-            <w:u w:val="single"/>
-          </w:rPr>
-          <w:t>2:5</w:t>
-        </w:r>
-      </w:hyperlink>
+      <w:r>
+        <w:rPr>
+          <w:lang w:val="ru_RU" w:bidi="ru_RU"/>
+        </w:rPr>
+        <w:t>2:5</w:t>
+      </w:r>
       <w:r>
         <w:rPr>
           <w:lang w:val="ru_RU" w:bidi="ru_RU"/>
         </w:rPr>
         <w:t>), избранный народ, призванный из тьмы в свет (</w:t>
       </w:r>
-      <w:hyperlink r:id="rId55">
-        <w:r>
-          <w:rPr>
-            <w:lang w:val="ru_RU" w:bidi="ru_RU"/>
-          </w:rPr>
-          <w:rPr>
-            <w:color w:val="0000EE"/>
-            <w:u w:val="single"/>
-          </w:rPr>
-          <w:t>2:9–10</w:t>
-        </w:r>
-      </w:hyperlink>
+      <w:r>
+        <w:rPr>
+          <w:lang w:val="ru_RU" w:bidi="ru_RU"/>
+        </w:rPr>
+        <w:t>2:9–10</w:t>
+      </w:r>
       <w:r>
         <w:rPr>
           <w:lang w:val="ru_RU" w:bidi="ru_RU"/>
         </w:rPr>
         <w:t>). Поскольку мы обладаем всеми этими привилегиями, мы стали чужими и пришельцами в этом мире (</w:t>
       </w:r>
-      <w:hyperlink r:id="rId56">
-        <w:r>
-          <w:rPr>
-            <w:lang w:val="ru_RU" w:bidi="ru_RU"/>
-          </w:rPr>
-          <w:rPr>
-            <w:color w:val="0000EE"/>
-            <w:u w:val="single"/>
-          </w:rPr>
-          <w:t>1:1</w:t>
-        </w:r>
-      </w:hyperlink>
+      <w:r>
+        <w:rPr>
+          <w:lang w:val="ru_RU" w:bidi="ru_RU"/>
+        </w:rPr>
+        <w:t>1:1</w:t>
+      </w:r>
       <w:r>
         <w:rPr>
           <w:lang w:val="ru_RU" w:bidi="ru_RU"/>
         </w:rPr>
         <w:t>,</w:t>
       </w:r>
-      <w:hyperlink r:id="rId57">
-        <w:r>
-          <w:rPr>
-            <w:lang w:val="ru_RU" w:bidi="ru_RU"/>
-          </w:rPr>
-          <w:rPr>
-            <w:color w:val="0000EE"/>
-            <w:u w:val="single"/>
-          </w:rPr>
-          <w:t>17</w:t>
-        </w:r>
-      </w:hyperlink>
+      <w:r>
+        <w:rPr>
+          <w:lang w:val="ru_RU" w:bidi="ru_RU"/>
+        </w:rPr>
+        <w:t>17</w:t>
+      </w:r>
       <w:r>
         <w:rPr>
           <w:lang w:val="ru_RU" w:bidi="ru_RU"/>
         </w:rPr>
         <w:t xml:space="preserve">; </w:t>
       </w:r>
-      <w:hyperlink r:id="rId58">
-        <w:r>
-          <w:rPr>
-            <w:lang w:val="ru_RU" w:bidi="ru_RU"/>
-          </w:rPr>
-          <w:rPr>
-            <w:color w:val="0000EE"/>
-            <w:u w:val="single"/>
-          </w:rPr>
-          <w:t>2:12</w:t>
-        </w:r>
-      </w:hyperlink>
+      <w:r>
+        <w:rPr>
+          <w:lang w:val="ru_RU" w:bidi="ru_RU"/>
+        </w:rPr>
+        <w:t>2:12</w:t>
+      </w:r>
       <w:r>
         <w:rPr>
           <w:lang w:val="ru_RU" w:bidi="ru_RU"/>
@@ -1313,72 +1031,48 @@
         </w:rPr>
         <w:t>Вторая важная мысль заключается в том, что христиане, как Божий народ, должны стремиться к такому образу жизни, который отражает ценности небес, а не ценности этого мира. Как Божьи дети, христиане должны подражать своему Отцу и становиться святыми, потому что Он свят (</w:t>
       </w:r>
-      <w:hyperlink r:id="rId59">
-        <w:r>
-          <w:rPr>
-            <w:lang w:val="ru_RU" w:bidi="ru_RU"/>
-          </w:rPr>
-          <w:rPr>
-            <w:color w:val="0000EE"/>
-            <w:u w:val="single"/>
-          </w:rPr>
-          <w:t>1:15–16</w:t>
-        </w:r>
-      </w:hyperlink>
+      <w:r>
+        <w:rPr>
+          <w:lang w:val="ru_RU" w:bidi="ru_RU"/>
+        </w:rPr>
+        <w:t>1:15–16</w:t>
+      </w:r>
       <w:r>
         <w:rPr>
           <w:lang w:val="ru_RU" w:bidi="ru_RU"/>
         </w:rPr>
         <w:t>). Мы должны любить друг друга (</w:t>
       </w:r>
-      <w:hyperlink r:id="rId60">
-        <w:r>
-          <w:rPr>
-            <w:lang w:val="ru_RU" w:bidi="ru_RU"/>
-          </w:rPr>
-          <w:rPr>
-            <w:color w:val="0000EE"/>
-            <w:u w:val="single"/>
-          </w:rPr>
-          <w:t>1:22</w:t>
-        </w:r>
-      </w:hyperlink>
+      <w:r>
+        <w:rPr>
+          <w:lang w:val="ru_RU" w:bidi="ru_RU"/>
+        </w:rPr>
+        <w:t>1:22</w:t>
+      </w:r>
       <w:r>
         <w:rPr>
           <w:lang w:val="ru_RU" w:bidi="ru_RU"/>
         </w:rPr>
         <w:t>) и уважительно относиться к властям. Пётр обобщает всё это в своём призыве «делать добро» всем, и особенно тем, кто жестоко оскорбляет и создаёт проблемы (</w:t>
       </w:r>
-      <w:hyperlink r:id="rId61">
-        <w:r>
-          <w:rPr>
-            <w:lang w:val="ru_RU" w:bidi="ru_RU"/>
-          </w:rPr>
-          <w:rPr>
-            <w:color w:val="0000EE"/>
-            <w:u w:val="single"/>
-          </w:rPr>
-          <w:t>3:16–17</w:t>
-        </w:r>
-      </w:hyperlink>
+      <w:r>
+        <w:rPr>
+          <w:lang w:val="ru_RU" w:bidi="ru_RU"/>
+        </w:rPr>
+        <w:t>3:16–17</w:t>
+      </w:r>
       <w:r>
         <w:rPr>
           <w:lang w:val="ru_RU" w:bidi="ru_RU"/>
         </w:rPr>
         <w:t xml:space="preserve">; </w:t>
       </w:r>
-      <w:hyperlink r:id="rId62">
-        <w:r>
-          <w:rPr>
-            <w:lang w:val="ru_RU" w:bidi="ru_RU"/>
-          </w:rPr>
-          <w:rPr>
-            <w:color w:val="0000EE"/>
-            <w:u w:val="single"/>
-          </w:rPr>
-          <w:t>4:19</w:t>
-        </w:r>
-      </w:hyperlink>
+      <w:r>
+        <w:rPr>
+          <w:lang w:val="ru_RU" w:bidi="ru_RU"/>
+        </w:rPr>
+        <w:t>4:19</w:t>
+      </w:r>
       <w:r>
         <w:rPr>
           <w:lang w:val="ru_RU" w:bidi="ru_RU"/>
@@ -1399,90 +1093,60 @@
         </w:rPr>
         <w:t>Третья важная мысль состоит в том, что верующие стали святым народом благодаря Христу. Смерть и воскресение Иисуса являются основанием нашей новой идентичности (</w:t>
       </w:r>
-      <w:hyperlink r:id="rId63">
-        <w:r>
-          <w:rPr>
-            <w:lang w:val="ru_RU" w:bidi="ru_RU"/>
-          </w:rPr>
-          <w:rPr>
-            <w:color w:val="0000EE"/>
-            <w:u w:val="single"/>
-          </w:rPr>
-          <w:t>1:18–19</w:t>
-        </w:r>
-      </w:hyperlink>
+      <w:r>
+        <w:rPr>
+          <w:lang w:val="ru_RU" w:bidi="ru_RU"/>
+        </w:rPr>
+        <w:t>1:18–19</w:t>
+      </w:r>
       <w:r>
         <w:rPr>
           <w:lang w:val="ru_RU" w:bidi="ru_RU"/>
         </w:rPr>
         <w:t xml:space="preserve">; </w:t>
       </w:r>
-      <w:hyperlink r:id="rId64">
-        <w:r>
-          <w:rPr>
-            <w:lang w:val="ru_RU" w:bidi="ru_RU"/>
-          </w:rPr>
-          <w:rPr>
-            <w:color w:val="0000EE"/>
-            <w:u w:val="single"/>
-          </w:rPr>
-          <w:t>3:18</w:t>
-        </w:r>
-      </w:hyperlink>
+      <w:r>
+        <w:rPr>
+          <w:lang w:val="ru_RU" w:bidi="ru_RU"/>
+        </w:rPr>
+        <w:t>3:18</w:t>
+      </w:r>
       <w:r>
         <w:rPr>
           <w:lang w:val="ru_RU" w:bidi="ru_RU"/>
         </w:rPr>
         <w:t>), а Его победа над силами зла даёт нам надежду и уверенность (</w:t>
       </w:r>
-      <w:hyperlink r:id="rId19">
-        <w:r>
-          <w:rPr>
-            <w:lang w:val="ru_RU" w:bidi="ru_RU"/>
-          </w:rPr>
-          <w:rPr>
-            <w:color w:val="0000EE"/>
-            <w:u w:val="single"/>
-          </w:rPr>
-          <w:t>1:3–9</w:t>
-        </w:r>
-      </w:hyperlink>
+      <w:r>
+        <w:rPr>
+          <w:lang w:val="ru_RU" w:bidi="ru_RU"/>
+        </w:rPr>
+        <w:t>1:3–9</w:t>
+      </w:r>
       <w:r>
         <w:rPr>
           <w:lang w:val="ru_RU" w:bidi="ru_RU"/>
         </w:rPr>
         <w:t xml:space="preserve">; </w:t>
       </w:r>
-      <w:hyperlink r:id="rId65">
-        <w:r>
-          <w:rPr>
-            <w:lang w:val="ru_RU" w:bidi="ru_RU"/>
-          </w:rPr>
-          <w:rPr>
-            <w:color w:val="0000EE"/>
-            <w:u w:val="single"/>
-          </w:rPr>
-          <w:t>3:19–22</w:t>
-        </w:r>
-      </w:hyperlink>
+      <w:r>
+        <w:rPr>
+          <w:lang w:val="ru_RU" w:bidi="ru_RU"/>
+        </w:rPr>
+        <w:t>3:19–22</w:t>
+      </w:r>
       <w:r>
         <w:rPr>
           <w:lang w:val="ru_RU" w:bidi="ru_RU"/>
         </w:rPr>
         <w:t>). Христос дал нам спасение и святость, а также оставил пример для подражания. Христос не мстил, когда Его злословили, преследовали и даже предали мучительной смерти (</w:t>
       </w:r>
-      <w:hyperlink r:id="rId66">
-        <w:r>
-          <w:rPr>
-            <w:lang w:val="ru_RU" w:bidi="ru_RU"/>
-          </w:rPr>
-          <w:rPr>
-            <w:color w:val="0000EE"/>
-            <w:u w:val="single"/>
-          </w:rPr>
-          <w:t>2:21–25</w:t>
-        </w:r>
-      </w:hyperlink>
+      <w:r>
+        <w:rPr>
+          <w:lang w:val="ru_RU" w:bidi="ru_RU"/>
+        </w:rPr>
+        <w:t>2:21–25</w:t>
+      </w:r>
       <w:r>
         <w:rPr>
           <w:lang w:val="ru_RU" w:bidi="ru_RU"/>
